--- a/docs/TESTING.docx
+++ b/docs/TESTING.docx
@@ -8184,7 +8184,7 @@
         <w:t xml:space="preserve"> </w:t>
       </w:r>
       <w:r>
-        <w:t xml:space="preserve">Contributing-section bullets. Last regenerated: 2026-09-22T23:34:18Z.</w:t>
+        <w:t xml:space="preserve">Contributing-section bullets. Last regenerated: 2026-09-23T09:31:49Z.</w:t>
       </w:r>
     </w:p>
     <w:tbl>
@@ -8301,7 +8301,7 @@
                 <w:b/>
                 <w:bCs/>
               </w:rPr>
-              <w:t xml:space="preserve">6068</w:t>
+              <w:t xml:space="preserve">6164</w:t>
             </w:r>
           </w:p>
         </w:tc>
@@ -8357,7 +8357,7 @@
                 <w:b/>
                 <w:bCs/>
               </w:rPr>
-              <w:t xml:space="preserve">4903</w:t>
+              <w:t xml:space="preserve">4959</w:t>
             </w:r>
           </w:p>
         </w:tc>

--- a/docs/TESTING.docx
+++ b/docs/TESTING.docx
@@ -8184,7 +8184,7 @@
         <w:t xml:space="preserve"> </w:t>
       </w:r>
       <w:r>
-        <w:t xml:space="preserve">Contributing-section bullets. Last regenerated: 2026-09-23T09:31:49Z.</w:t>
+        <w:t xml:space="preserve">Contributing-section bullets. Last regenerated: 2026-09-23T16:01:14Z.</w:t>
       </w:r>
     </w:p>
     <w:tbl>
@@ -8301,7 +8301,7 @@
                 <w:b/>
                 <w:bCs/>
               </w:rPr>
-              <w:t xml:space="preserve">6164</w:t>
+              <w:t xml:space="preserve">6195</w:t>
             </w:r>
           </w:p>
         </w:tc>
@@ -8357,7 +8357,7 @@
                 <w:b/>
                 <w:bCs/>
               </w:rPr>
-              <w:t xml:space="preserve">4959</w:t>
+              <w:t xml:space="preserve">4974</w:t>
             </w:r>
           </w:p>
         </w:tc>
@@ -8577,22 +8577,74 @@
               <w:pStyle w:val="Compact"/>
             </w:pPr>
             <w:r>
+              <w:t xml:space="preserve">N/A</w:t>
+            </w:r>
+          </w:p>
+        </w:tc>
+        <w:tc>
+          <w:tcPr/>
+          <w:p>
+            <w:pPr>
+              <w:pStyle w:val="Compact"/>
+            </w:pPr>
+            <w:r>
+              <w:t xml:space="preserve">vitest list –run produced no parseable test lines</w:t>
+            </w:r>
+          </w:p>
+        </w:tc>
+      </w:tr>
+      <w:tr>
+        <w:tc>
+          <w:tcPr/>
+          <w:p>
+            <w:pPr>
+              <w:pStyle w:val="Compact"/>
+            </w:pPr>
+            <w:r>
+              <w:t xml:space="preserve">HelixQA Challenges</w:t>
+            </w:r>
+          </w:p>
+        </w:tc>
+        <w:tc>
+          <w:tcPr/>
+          <w:p>
+            <w:pPr>
+              <w:pStyle w:val="Compact"/>
+            </w:pPr>
+            <w:r>
+              <w:rPr>
+                <w:rStyle w:val="VerbatimChar"/>
+              </w:rPr>
+              <w:t xml:space="preserve">challenges/scripts/*.sh</w:t>
+            </w:r>
+          </w:p>
+        </w:tc>
+        <w:tc>
+          <w:tcPr/>
+          <w:p>
+            <w:pPr>
+              <w:pStyle w:val="Compact"/>
+            </w:pPr>
+            <w:r>
               <w:rPr>
                 <w:b/>
                 <w:bCs/>
               </w:rPr>
-              <w:t xml:space="preserve">2743</w:t>
-            </w:r>
-          </w:p>
-        </w:tc>
-        <w:tc>
-          <w:tcPr/>
-          <w:p>
-            <w:pPr>
-              <w:pStyle w:val="Compact"/>
-            </w:pPr>
-            <w:r>
-              <w:t xml:space="preserve">collected (vitest list –run)</w:t>
+              <w:t xml:space="preserve">38</w:t>
+            </w:r>
+          </w:p>
+        </w:tc>
+        <w:tc>
+          <w:tcPr/>
+          <w:p>
+            <w:pPr>
+              <w:pStyle w:val="Compact"/>
+            </w:pPr>
+            <w:r>
+              <w:rPr>
+                <w:rStyle w:val="VerbatimChar"/>
+              </w:rPr>
+              <w:t xml:space="preserve">ls challenges/scripts/*.sh \| wc -l</w:t>
             </w:r>
           </w:p>
         </w:tc>
@@ -8605,21 +8657,21 @@
               <w:pStyle w:val="Compact"/>
             </w:pPr>
             <w:r>
-              <w:t xml:space="preserve">HelixQA Challenges</w:t>
-            </w:r>
-          </w:p>
-        </w:tc>
-        <w:tc>
-          <w:tcPr/>
-          <w:p>
-            <w:pPr>
-              <w:pStyle w:val="Compact"/>
-            </w:pPr>
-            <w:r>
-              <w:rPr>
-                <w:rStyle w:val="VerbatimChar"/>
-              </w:rPr>
-              <w:t xml:space="preserve">challenges/scripts/*.sh</w:t>
+              <w:t xml:space="preserve">Pre-build invariants</w:t>
+            </w:r>
+          </w:p>
+        </w:tc>
+        <w:tc>
+          <w:tcPr/>
+          <w:p>
+            <w:pPr>
+              <w:pStyle w:val="Compact"/>
+            </w:pPr>
+            <w:r>
+              <w:rPr>
+                <w:rStyle w:val="VerbatimChar"/>
+              </w:rPr>
+              <w:t xml:space="preserve">scripts/pre_build_verification.sh</w:t>
             </w:r>
           </w:p>
         </w:tc>
@@ -8634,63 +8686,7 @@
                 <w:b/>
                 <w:bCs/>
               </w:rPr>
-              <w:t xml:space="preserve">38</w:t>
-            </w:r>
-          </w:p>
-        </w:tc>
-        <w:tc>
-          <w:tcPr/>
-          <w:p>
-            <w:pPr>
-              <w:pStyle w:val="Compact"/>
-            </w:pPr>
-            <w:r>
-              <w:rPr>
-                <w:rStyle w:val="VerbatimChar"/>
-              </w:rPr>
-              <w:t xml:space="preserve">ls challenges/scripts/*.sh \| wc -l</w:t>
-            </w:r>
-          </w:p>
-        </w:tc>
-      </w:tr>
-      <w:tr>
-        <w:tc>
-          <w:tcPr/>
-          <w:p>
-            <w:pPr>
-              <w:pStyle w:val="Compact"/>
-            </w:pPr>
-            <w:r>
-              <w:t xml:space="preserve">Pre-build invariants</w:t>
-            </w:r>
-          </w:p>
-        </w:tc>
-        <w:tc>
-          <w:tcPr/>
-          <w:p>
-            <w:pPr>
-              <w:pStyle w:val="Compact"/>
-            </w:pPr>
-            <w:r>
-              <w:rPr>
-                <w:rStyle w:val="VerbatimChar"/>
-              </w:rPr>
-              <w:t xml:space="preserve">scripts/pre_build_verification.sh</w:t>
-            </w:r>
-          </w:p>
-        </w:tc>
-        <w:tc>
-          <w:tcPr/>
-          <w:p>
-            <w:pPr>
-              <w:pStyle w:val="Compact"/>
-            </w:pPr>
-            <w:r>
-              <w:rPr>
-                <w:b/>
-                <w:bCs/>
-              </w:rPr>
-              <w:t xml:space="preserve">56</w:t>
+              <w:t xml:space="preserve">57</w:t>
             </w:r>
           </w:p>
         </w:tc>

--- a/docs/TESTING.docx
+++ b/docs/TESTING.docx
@@ -8184,7 +8184,7 @@
         <w:t xml:space="preserve"> </w:t>
       </w:r>
       <w:r>
-        <w:t xml:space="preserve">Contributing-section bullets. Last regenerated: 2026-09-23T16:01:14Z.</w:t>
+        <w:t xml:space="preserve">Contributing-section bullets. Last regenerated: 2026-09-25T09:14:13Z.</w:t>
       </w:r>
     </w:p>
     <w:tbl>
@@ -8301,7 +8301,7 @@
                 <w:b/>
                 <w:bCs/>
               </w:rPr>
-              <w:t xml:space="preserve">6195</w:t>
+              <w:t xml:space="preserve">6271</w:t>
             </w:r>
           </w:p>
         </w:tc>
@@ -8357,7 +8357,7 @@
                 <w:b/>
                 <w:bCs/>
               </w:rPr>
-              <w:t xml:space="preserve">4974</w:t>
+              <w:t xml:space="preserve">5033</w:t>
             </w:r>
           </w:p>
         </w:tc>
@@ -8413,7 +8413,7 @@
                 <w:b/>
                 <w:bCs/>
               </w:rPr>
-              <w:t xml:space="preserve">308</w:t>
+              <w:t xml:space="preserve">309</w:t>
             </w:r>
           </w:p>
         </w:tc>
@@ -8577,18 +8577,22 @@
               <w:pStyle w:val="Compact"/>
             </w:pPr>
             <w:r>
-              <w:t xml:space="preserve">N/A</w:t>
-            </w:r>
-          </w:p>
-        </w:tc>
-        <w:tc>
-          <w:tcPr/>
-          <w:p>
-            <w:pPr>
-              <w:pStyle w:val="Compact"/>
-            </w:pPr>
-            <w:r>
-              <w:t xml:space="preserve">vitest list –run produced no parseable test lines</w:t>
+              <w:rPr>
+                <w:b/>
+                <w:bCs/>
+              </w:rPr>
+              <w:t xml:space="preserve">2743</w:t>
+            </w:r>
+          </w:p>
+        </w:tc>
+        <w:tc>
+          <w:tcPr/>
+          <w:p>
+            <w:pPr>
+              <w:pStyle w:val="Compact"/>
+            </w:pPr>
+            <w:r>
+              <w:t xml:space="preserve">collected (vitest list –run)</w:t>
             </w:r>
           </w:p>
         </w:tc>
@@ -8686,7 +8690,7 @@
                 <w:b/>
                 <w:bCs/>
               </w:rPr>
-              <w:t xml:space="preserve">57</w:t>
+              <w:t xml:space="preserve">58</w:t>
             </w:r>
           </w:p>
         </w:tc>

--- a/docs/TESTING.docx
+++ b/docs/TESTING.docx
@@ -8184,7 +8184,7 @@
         <w:t xml:space="preserve"> </w:t>
       </w:r>
       <w:r>
-        <w:t xml:space="preserve">Contributing-section bullets. Last regenerated: 2026-09-25T09:14:13Z.</w:t>
+        <w:t xml:space="preserve">Contributing-section bullets. Last regenerated: 2026-09-25T09:52:21Z.</w:t>
       </w:r>
     </w:p>
     <w:tbl>
@@ -8301,7 +8301,7 @@
                 <w:b/>
                 <w:bCs/>
               </w:rPr>
-              <w:t xml:space="preserve">6271</w:t>
+              <w:t xml:space="preserve">6275</w:t>
             </w:r>
           </w:p>
         </w:tc>

--- a/docs/TESTING.docx
+++ b/docs/TESTING.docx
@@ -8184,7 +8184,7 @@
         <w:t xml:space="preserve"> </w:t>
       </w:r>
       <w:r>
-        <w:t xml:space="preserve">Contributing-section bullets. Last regenerated: 2026-09-25T09:52:21Z.</w:t>
+        <w:t xml:space="preserve">Contributing-section bullets. Last regenerated: 2026-09-25T10:34:20Z.</w:t>
       </w:r>
     </w:p>
     <w:tbl>
@@ -8301,7 +8301,7 @@
                 <w:b/>
                 <w:bCs/>
               </w:rPr>
-              <w:t xml:space="preserve">6275</w:t>
+              <w:t xml:space="preserve">6288</w:t>
             </w:r>
           </w:p>
         </w:tc>
@@ -8413,7 +8413,7 @@
                 <w:b/>
                 <w:bCs/>
               </w:rPr>
-              <w:t xml:space="preserve">309</w:t>
+              <w:t xml:space="preserve">316</w:t>
             </w:r>
           </w:p>
         </w:tc>

--- a/docs/TESTING.docx
+++ b/docs/TESTING.docx
@@ -8184,7 +8184,7 @@
         <w:t xml:space="preserve"> </w:t>
       </w:r>
       <w:r>
-        <w:t xml:space="preserve">Contributing-section bullets. Last regenerated: 2026-09-25T10:34:20Z.</w:t>
+        <w:t xml:space="preserve">Contributing-section bullets. Last regenerated: 2026-09-25T11:06:56Z.</w:t>
       </w:r>
     </w:p>
     <w:tbl>
@@ -8301,7 +8301,7 @@
                 <w:b/>
                 <w:bCs/>
               </w:rPr>
-              <w:t xml:space="preserve">6288</w:t>
+              <w:t xml:space="preserve">6292</w:t>
             </w:r>
           </w:p>
         </w:tc>

--- a/docs/TESTING.docx
+++ b/docs/TESTING.docx
@@ -8184,7 +8184,7 @@
         <w:t xml:space="preserve"> </w:t>
       </w:r>
       <w:r>
-        <w:t xml:space="preserve">Contributing-section bullets. Last regenerated: 2026-09-25T11:06:56Z.</w:t>
+        <w:t xml:space="preserve">Contributing-section bullets. Last regenerated: 2026-09-25T14:12:03Z.</w:t>
       </w:r>
     </w:p>
     <w:tbl>
@@ -8301,7 +8301,7 @@
                 <w:b/>
                 <w:bCs/>
               </w:rPr>
-              <w:t xml:space="preserve">6292</w:t>
+              <w:t xml:space="preserve">6316</w:t>
             </w:r>
           </w:p>
         </w:tc>

--- a/docs/TESTING.docx
+++ b/docs/TESTING.docx
@@ -8690,7 +8690,7 @@
                 <w:b/>
                 <w:bCs/>
               </w:rPr>
-              <w:t xml:space="preserve">58</w:t>
+              <w:t xml:space="preserve">59</w:t>
             </w:r>
           </w:p>
         </w:tc>
